--- a/Docs/DOCUMENTO ALCANCE PROYECTO GRUPO F.docx
+++ b/Docs/DOCUMENTO ALCANCE PROYECTO GRUPO F.docx
@@ -528,7 +528,7 @@
           <w:r>
             <w:fldChar w:fldCharType="separate"/>
           </w:r>
-          <w:hyperlink w:anchor="_Toc197384602" w:history="1">
+          <w:hyperlink w:anchor="_Toc201939336" w:history="1">
             <w:r>
               <w:rPr>
                 <w:rStyle w:val="Hipervnculo"/>
@@ -556,7 +556,7 @@
                 <w:noProof/>
                 <w:webHidden/>
               </w:rPr>
-              <w:instrText xml:space="preserve"> PAGEREF _Toc197384602 \h </w:instrText>
+              <w:instrText xml:space="preserve"> PAGEREF _Toc201939336 \h </w:instrText>
             </w:r>
             <w:r>
               <w:rPr>
@@ -606,7 +606,7 @@
               <w14:ligatures w14:val="standardContextual"/>
             </w:rPr>
           </w:pPr>
-          <w:hyperlink w:anchor="_Toc197384603" w:history="1">
+          <w:hyperlink w:anchor="_Toc201939337" w:history="1">
             <w:r>
               <w:rPr>
                 <w:rStyle w:val="Hipervnculo"/>
@@ -634,7 +634,7 @@
                 <w:noProof/>
                 <w:webHidden/>
               </w:rPr>
-              <w:instrText xml:space="preserve"> PAGEREF _Toc197384603 \h </w:instrText>
+              <w:instrText xml:space="preserve"> PAGEREF _Toc201939337 \h </w:instrText>
             </w:r>
             <w:r>
               <w:rPr>
@@ -684,7 +684,7 @@
               <w14:ligatures w14:val="standardContextual"/>
             </w:rPr>
           </w:pPr>
-          <w:hyperlink w:anchor="_Toc197384604" w:history="1">
+          <w:hyperlink w:anchor="_Toc201939338" w:history="1">
             <w:r>
               <w:rPr>
                 <w:rStyle w:val="Hipervnculo"/>
@@ -712,7 +712,7 @@
                 <w:noProof/>
                 <w:webHidden/>
               </w:rPr>
-              <w:instrText xml:space="preserve"> PAGEREF _Toc197384604 \h </w:instrText>
+              <w:instrText xml:space="preserve"> PAGEREF _Toc201939338 \h </w:instrText>
             </w:r>
             <w:r>
               <w:rPr>
@@ -761,7 +761,7 @@
               <w14:ligatures w14:val="standardContextual"/>
             </w:rPr>
           </w:pPr>
-          <w:hyperlink w:anchor="_Toc197384605" w:history="1">
+          <w:hyperlink w:anchor="_Toc201939339" w:history="1">
             <w:r>
               <w:rPr>
                 <w:rStyle w:val="Hipervnculo"/>
@@ -810,7 +810,7 @@
                 <w:noProof/>
                 <w:webHidden/>
               </w:rPr>
-              <w:instrText xml:space="preserve"> PAGEREF _Toc197384605 \h </w:instrText>
+              <w:instrText xml:space="preserve"> PAGEREF _Toc201939339 \h </w:instrText>
             </w:r>
             <w:r>
               <w:rPr>
@@ -859,7 +859,7 @@
               <w14:ligatures w14:val="standardContextual"/>
             </w:rPr>
           </w:pPr>
-          <w:hyperlink w:anchor="_Toc197384606" w:history="1">
+          <w:hyperlink w:anchor="_Toc201939340" w:history="1">
             <w:r>
               <w:rPr>
                 <w:rStyle w:val="Hipervnculo"/>
@@ -908,7 +908,7 @@
                 <w:noProof/>
                 <w:webHidden/>
               </w:rPr>
-              <w:instrText xml:space="preserve"> PAGEREF _Toc197384606 \h </w:instrText>
+              <w:instrText xml:space="preserve"> PAGEREF _Toc201939340 \h </w:instrText>
             </w:r>
             <w:r>
               <w:rPr>
@@ -957,7 +957,7 @@
               <w14:ligatures w14:val="standardContextual"/>
             </w:rPr>
           </w:pPr>
-          <w:hyperlink w:anchor="_Toc197384607" w:history="1">
+          <w:hyperlink w:anchor="_Toc201939341" w:history="1">
             <w:r>
               <w:rPr>
                 <w:rStyle w:val="Hipervnculo"/>
@@ -1006,7 +1006,7 @@
                 <w:noProof/>
                 <w:webHidden/>
               </w:rPr>
-              <w:instrText xml:space="preserve"> PAGEREF _Toc197384607 \h </w:instrText>
+              <w:instrText xml:space="preserve"> PAGEREF _Toc201939341 \h </w:instrText>
             </w:r>
             <w:r>
               <w:rPr>
@@ -1026,7 +1026,7 @@
                 <w:noProof/>
                 <w:webHidden/>
               </w:rPr>
-              <w:t>3</w:t>
+              <w:t>4</w:t>
             </w:r>
             <w:r>
               <w:rPr>
@@ -1055,7 +1055,7 @@
               <w14:ligatures w14:val="standardContextual"/>
             </w:rPr>
           </w:pPr>
-          <w:hyperlink w:anchor="_Toc197384608" w:history="1">
+          <w:hyperlink w:anchor="_Toc201939342" w:history="1">
             <w:r>
               <w:rPr>
                 <w:rStyle w:val="Hipervnculo"/>
@@ -1104,7 +1104,7 @@
                 <w:noProof/>
                 <w:webHidden/>
               </w:rPr>
-              <w:instrText xml:space="preserve"> PAGEREF _Toc197384608 \h </w:instrText>
+              <w:instrText xml:space="preserve"> PAGEREF _Toc201939342 \h </w:instrText>
             </w:r>
             <w:r>
               <w:rPr>
@@ -1124,7 +1124,7 @@
                 <w:noProof/>
                 <w:webHidden/>
               </w:rPr>
-              <w:t>3</w:t>
+              <w:t>4</w:t>
             </w:r>
             <w:r>
               <w:rPr>
@@ -1153,7 +1153,7 @@
               <w14:ligatures w14:val="standardContextual"/>
             </w:rPr>
           </w:pPr>
-          <w:hyperlink w:anchor="_Toc197384609" w:history="1">
+          <w:hyperlink w:anchor="_Toc201939343" w:history="1">
             <w:r>
               <w:rPr>
                 <w:rStyle w:val="Hipervnculo"/>
@@ -1202,7 +1202,7 @@
                 <w:noProof/>
                 <w:webHidden/>
               </w:rPr>
-              <w:instrText xml:space="preserve"> PAGEREF _Toc197384609 \h </w:instrText>
+              <w:instrText xml:space="preserve"> PAGEREF _Toc201939343 \h </w:instrText>
             </w:r>
             <w:r>
               <w:rPr>
@@ -1251,7 +1251,7 @@
               <w14:ligatures w14:val="standardContextual"/>
             </w:rPr>
           </w:pPr>
-          <w:hyperlink w:anchor="_Toc197384610" w:history="1">
+          <w:hyperlink w:anchor="_Toc201939344" w:history="1">
             <w:r>
               <w:rPr>
                 <w:rStyle w:val="Hipervnculo"/>
@@ -1300,7 +1300,7 @@
                 <w:noProof/>
                 <w:webHidden/>
               </w:rPr>
-              <w:instrText xml:space="preserve"> PAGEREF _Toc197384610 \h </w:instrText>
+              <w:instrText xml:space="preserve"> PAGEREF _Toc201939344 \h </w:instrText>
             </w:r>
             <w:r>
               <w:rPr>
@@ -1349,7 +1349,7 @@
               <w14:ligatures w14:val="standardContextual"/>
             </w:rPr>
           </w:pPr>
-          <w:hyperlink w:anchor="_Toc197384611" w:history="1">
+          <w:hyperlink w:anchor="_Toc201939345" w:history="1">
             <w:r>
               <w:rPr>
                 <w:rStyle w:val="Hipervnculo"/>
@@ -1398,7 +1398,105 @@
                 <w:noProof/>
                 <w:webHidden/>
               </w:rPr>
-              <w:instrText xml:space="preserve"> PAGEREF _Toc197384611 \h </w:instrText>
+              <w:instrText xml:space="preserve"> PAGEREF _Toc201939345 \h </w:instrText>
+            </w:r>
+            <w:r>
+              <w:rPr>
+                <w:noProof/>
+                <w:webHidden/>
+              </w:rPr>
+            </w:r>
+            <w:r>
+              <w:rPr>
+                <w:noProof/>
+                <w:webHidden/>
+              </w:rPr>
+              <w:fldChar w:fldCharType="separate"/>
+            </w:r>
+            <w:r>
+              <w:rPr>
+                <w:noProof/>
+                <w:webHidden/>
+              </w:rPr>
+              <w:t>4</w:t>
+            </w:r>
+            <w:r>
+              <w:rPr>
+                <w:noProof/>
+                <w:webHidden/>
+              </w:rPr>
+              <w:fldChar w:fldCharType="end"/>
+            </w:r>
+          </w:hyperlink>
+        </w:p>
+        <w:p>
+          <w:pPr>
+            <w:pStyle w:val="TDC2"/>
+            <w:tabs>
+              <w:tab w:val="left" w:pos="720"/>
+              <w:tab w:val="right" w:leader="dot" w:pos="9628"/>
+            </w:tabs>
+            <w:rPr>
+              <w:rFonts w:asciiTheme="minorHAnsi" w:eastAsiaTheme="minorEastAsia" w:hAnsiTheme="minorHAnsi" w:cstheme="minorBidi"/>
+              <w:smallCaps w:val="0"/>
+              <w:noProof/>
+              <w:kern w:val="2"/>
+              <w:sz w:val="24"/>
+              <w:szCs w:val="24"/>
+              <w:lang w:eastAsia="es-EC"/>
+              <w14:ligatures w14:val="standardContextual"/>
+            </w:rPr>
+          </w:pPr>
+          <w:hyperlink w:anchor="_Toc201939346" w:history="1">
+            <w:r>
+              <w:rPr>
+                <w:rStyle w:val="Hipervnculo"/>
+                <w:rFonts w:ascii="Times New Roman" w:hAnsi="Times New Roman"/>
+                <w:noProof/>
+              </w:rPr>
+              <w:t>8.</w:t>
+            </w:r>
+            <w:r>
+              <w:rPr>
+                <w:rFonts w:asciiTheme="minorHAnsi" w:eastAsiaTheme="minorEastAsia" w:hAnsiTheme="minorHAnsi" w:cstheme="minorBidi"/>
+                <w:smallCaps w:val="0"/>
+                <w:noProof/>
+                <w:kern w:val="2"/>
+                <w:sz w:val="24"/>
+                <w:szCs w:val="24"/>
+                <w:lang w:eastAsia="es-EC"/>
+                <w14:ligatures w14:val="standardContextual"/>
+              </w:rPr>
+              <w:tab/>
+            </w:r>
+            <w:r>
+              <w:rPr>
+                <w:rStyle w:val="Hipervnculo"/>
+                <w:rFonts w:ascii="Times New Roman" w:hAnsi="Times New Roman"/>
+                <w:noProof/>
+              </w:rPr>
+              <w:t>Panel de administrador</w:t>
+            </w:r>
+            <w:r>
+              <w:rPr>
+                <w:noProof/>
+                <w:webHidden/>
+              </w:rPr>
+              <w:tab/>
+            </w:r>
+            <w:r>
+              <w:rPr>
+                <w:noProof/>
+                <w:webHidden/>
+              </w:rPr>
+              <w:fldChar w:fldCharType="begin"/>
+            </w:r>
+            <w:r>
+              <w:rPr>
+                <w:noProof/>
+                <w:webHidden/>
+              </w:rPr>
+              <w:instrText xml:space="preserve"> PAGEREF _Toc201939346 \h </w:instrText>
             </w:r>
             <w:r>
               <w:rPr>
@@ -1448,14 +1546,22 @@
               <w14:ligatures w14:val="standardContextual"/>
             </w:rPr>
           </w:pPr>
-          <w:hyperlink w:anchor="_Toc197384612" w:history="1">
+          <w:hyperlink w:anchor="_Toc201939347" w:history="1">
             <w:r>
               <w:rPr>
                 <w:rStyle w:val="Hipervnculo"/>
                 <w:rFonts w:ascii="Times New Roman" w:hAnsi="Times New Roman"/>
                 <w:noProof/>
               </w:rPr>
-              <w:t>Tecnologías utilizadas</w:t>
+              <w:t>Tecnologías</w:t>
+            </w:r>
+            <w:r>
+              <w:rPr>
+                <w:rStyle w:val="Hipervnculo"/>
+                <w:rFonts w:ascii="Times New Roman" w:hAnsi="Times New Roman"/>
+                <w:noProof/>
+              </w:rPr>
+              <w:t xml:space="preserve"> utilizadas</w:t>
             </w:r>
             <w:r>
               <w:rPr>
@@ -1476,7 +1582,7 @@
                 <w:noProof/>
                 <w:webHidden/>
               </w:rPr>
-              <w:instrText xml:space="preserve"> PAGEREF _Toc197384612 \h </w:instrText>
+              <w:instrText xml:space="preserve"> PAGEREF _Toc201939347 \h </w:instrText>
             </w:r>
             <w:r>
               <w:rPr>
@@ -1524,7 +1630,7 @@
               <w14:ligatures w14:val="standardContextual"/>
             </w:rPr>
           </w:pPr>
-          <w:hyperlink w:anchor="_Toc197384613" w:history="1">
+          <w:hyperlink w:anchor="_Toc201939348" w:history="1">
             <w:r>
               <w:rPr>
                 <w:rStyle w:val="Hipervnculo"/>
@@ -1552,7 +1658,7 @@
                 <w:noProof/>
                 <w:webHidden/>
               </w:rPr>
-              <w:instrText xml:space="preserve"> PAGEREF _Toc197384613 \h </w:instrText>
+              <w:instrText xml:space="preserve"> PAGEREF _Toc201939348 \h </w:instrText>
             </w:r>
             <w:r>
               <w:rPr>
@@ -1600,7 +1706,7 @@
               <w14:ligatures w14:val="standardContextual"/>
             </w:rPr>
           </w:pPr>
-          <w:hyperlink w:anchor="_Toc197384614" w:history="1">
+          <w:hyperlink w:anchor="_Toc201939349" w:history="1">
             <w:r>
               <w:rPr>
                 <w:rStyle w:val="Hipervnculo"/>
@@ -1628,7 +1734,7 @@
                 <w:noProof/>
                 <w:webHidden/>
               </w:rPr>
-              <w:instrText xml:space="preserve"> PAGEREF _Toc197384614 \h </w:instrText>
+              <w:instrText xml:space="preserve"> PAGEREF _Toc201939349 \h </w:instrText>
             </w:r>
             <w:r>
               <w:rPr>
@@ -1677,7 +1783,7 @@
               <w14:ligatures w14:val="standardContextual"/>
             </w:rPr>
           </w:pPr>
-          <w:hyperlink w:anchor="_Toc197384615" w:history="1">
+          <w:hyperlink w:anchor="_Toc201939350" w:history="1">
             <w:r>
               <w:rPr>
                 <w:rStyle w:val="Hipervnculo"/>
@@ -1705,7 +1811,7 @@
                 <w:noProof/>
                 <w:webHidden/>
               </w:rPr>
-              <w:instrText xml:space="preserve"> PAGEREF _Toc197384615 \h </w:instrText>
+              <w:instrText xml:space="preserve"> PAGEREF _Toc201939350 \h </w:instrText>
             </w:r>
             <w:r>
               <w:rPr>
@@ -1754,7 +1860,7 @@
               <w14:ligatures w14:val="standardContextual"/>
             </w:rPr>
           </w:pPr>
-          <w:hyperlink w:anchor="_Toc197384616" w:history="1">
+          <w:hyperlink w:anchor="_Toc201939351" w:history="1">
             <w:r>
               <w:rPr>
                 <w:rStyle w:val="Hipervnculo"/>
@@ -1782,159 +1888,7 @@
                 <w:noProof/>
                 <w:webHidden/>
               </w:rPr>
-              <w:instrText xml:space="preserve"> PAGEREF _Toc197384616 \h </w:instrText>
-            </w:r>
-            <w:r>
-              <w:rPr>
-                <w:noProof/>
-                <w:webHidden/>
-              </w:rPr>
-            </w:r>
-            <w:r>
-              <w:rPr>
-                <w:noProof/>
-                <w:webHidden/>
-              </w:rPr>
-              <w:fldChar w:fldCharType="separate"/>
-            </w:r>
-            <w:r>
-              <w:rPr>
-                <w:noProof/>
-                <w:webHidden/>
-              </w:rPr>
-              <w:t>4</w:t>
-            </w:r>
-            <w:r>
-              <w:rPr>
-                <w:noProof/>
-                <w:webHidden/>
-              </w:rPr>
-              <w:fldChar w:fldCharType="end"/>
-            </w:r>
-          </w:hyperlink>
-        </w:p>
-        <w:p>
-          <w:pPr>
-            <w:pStyle w:val="TDC2"/>
-            <w:tabs>
-              <w:tab w:val="right" w:leader="dot" w:pos="9628"/>
-            </w:tabs>
-            <w:rPr>
-              <w:rFonts w:asciiTheme="minorHAnsi" w:eastAsiaTheme="minorEastAsia" w:hAnsiTheme="minorHAnsi" w:cstheme="minorBidi"/>
-              <w:smallCaps w:val="0"/>
-              <w:noProof/>
-              <w:kern w:val="2"/>
-              <w:sz w:val="24"/>
-              <w:szCs w:val="24"/>
-              <w:lang w:eastAsia="es-EC"/>
-              <w14:ligatures w14:val="standardContextual"/>
-            </w:rPr>
-          </w:pPr>
-          <w:hyperlink w:anchor="_Toc197384617" w:history="1">
-            <w:r>
-              <w:rPr>
-                <w:rStyle w:val="Hipervnculo"/>
-                <w:rFonts w:ascii="Times New Roman" w:hAnsi="Times New Roman"/>
-                <w:noProof/>
-              </w:rPr>
-              <w:t>Base de datos</w:t>
-            </w:r>
-            <w:r>
-              <w:rPr>
-                <w:noProof/>
-                <w:webHidden/>
-              </w:rPr>
-              <w:tab/>
-            </w:r>
-            <w:r>
-              <w:rPr>
-                <w:noProof/>
-                <w:webHidden/>
-              </w:rPr>
-              <w:fldChar w:fldCharType="begin"/>
-            </w:r>
-            <w:r>
-              <w:rPr>
-                <w:noProof/>
-                <w:webHidden/>
-              </w:rPr>
-              <w:instrText xml:space="preserve"> PAGEREF _Toc197384617 \h </w:instrText>
-            </w:r>
-            <w:r>
-              <w:rPr>
-                <w:noProof/>
-                <w:webHidden/>
-              </w:rPr>
-            </w:r>
-            <w:r>
-              <w:rPr>
-                <w:noProof/>
-                <w:webHidden/>
-              </w:rPr>
-              <w:fldChar w:fldCharType="separate"/>
-            </w:r>
-            <w:r>
-              <w:rPr>
-                <w:noProof/>
-                <w:webHidden/>
-              </w:rPr>
-              <w:t>4</w:t>
-            </w:r>
-            <w:r>
-              <w:rPr>
-                <w:noProof/>
-                <w:webHidden/>
-              </w:rPr>
-              <w:fldChar w:fldCharType="end"/>
-            </w:r>
-          </w:hyperlink>
-        </w:p>
-        <w:p>
-          <w:pPr>
-            <w:pStyle w:val="TDC2"/>
-            <w:tabs>
-              <w:tab w:val="right" w:leader="dot" w:pos="9628"/>
-            </w:tabs>
-            <w:rPr>
-              <w:rFonts w:asciiTheme="minorHAnsi" w:eastAsiaTheme="minorEastAsia" w:hAnsiTheme="minorHAnsi" w:cstheme="minorBidi"/>
-              <w:smallCaps w:val="0"/>
-              <w:noProof/>
-              <w:kern w:val="2"/>
-              <w:sz w:val="24"/>
-              <w:szCs w:val="24"/>
-              <w:lang w:eastAsia="es-EC"/>
-              <w14:ligatures w14:val="standardContextual"/>
-            </w:rPr>
-          </w:pPr>
-          <w:hyperlink w:anchor="_Toc197384618" w:history="1">
-            <w:r>
-              <w:rPr>
-                <w:rStyle w:val="Hipervnculo"/>
-                <w:rFonts w:ascii="Times New Roman" w:hAnsi="Times New Roman"/>
-                <w:noProof/>
-              </w:rPr>
-              <w:t>Patrón de diseño</w:t>
-            </w:r>
-            <w:r>
-              <w:rPr>
-                <w:noProof/>
-                <w:webHidden/>
-              </w:rPr>
-              <w:tab/>
-            </w:r>
-            <w:r>
-              <w:rPr>
-                <w:noProof/>
-                <w:webHidden/>
-              </w:rPr>
-              <w:fldChar w:fldCharType="begin"/>
-            </w:r>
-            <w:r>
-              <w:rPr>
-                <w:noProof/>
-                <w:webHidden/>
-              </w:rPr>
-              <w:instrText xml:space="preserve"> PAGEREF _Toc197384618 \h </w:instrText>
+              <w:instrText xml:space="preserve"> PAGEREF _Toc201939351 \h </w:instrText>
             </w:r>
             <w:r>
               <w:rPr>
@@ -1982,7 +1936,159 @@
               <w14:ligatures w14:val="standardContextual"/>
             </w:rPr>
           </w:pPr>
-          <w:hyperlink w:anchor="_Toc197384619" w:history="1">
+          <w:hyperlink w:anchor="_Toc201939352" w:history="1">
+            <w:r>
+              <w:rPr>
+                <w:rStyle w:val="Hipervnculo"/>
+                <w:rFonts w:ascii="Times New Roman" w:hAnsi="Times New Roman"/>
+                <w:noProof/>
+              </w:rPr>
+              <w:t>Base de datos</w:t>
+            </w:r>
+            <w:r>
+              <w:rPr>
+                <w:noProof/>
+                <w:webHidden/>
+              </w:rPr>
+              <w:tab/>
+            </w:r>
+            <w:r>
+              <w:rPr>
+                <w:noProof/>
+                <w:webHidden/>
+              </w:rPr>
+              <w:fldChar w:fldCharType="begin"/>
+            </w:r>
+            <w:r>
+              <w:rPr>
+                <w:noProof/>
+                <w:webHidden/>
+              </w:rPr>
+              <w:instrText xml:space="preserve"> PAGEREF _Toc201939352 \h </w:instrText>
+            </w:r>
+            <w:r>
+              <w:rPr>
+                <w:noProof/>
+                <w:webHidden/>
+              </w:rPr>
+            </w:r>
+            <w:r>
+              <w:rPr>
+                <w:noProof/>
+                <w:webHidden/>
+              </w:rPr>
+              <w:fldChar w:fldCharType="separate"/>
+            </w:r>
+            <w:r>
+              <w:rPr>
+                <w:noProof/>
+                <w:webHidden/>
+              </w:rPr>
+              <w:t>5</w:t>
+            </w:r>
+            <w:r>
+              <w:rPr>
+                <w:noProof/>
+                <w:webHidden/>
+              </w:rPr>
+              <w:fldChar w:fldCharType="end"/>
+            </w:r>
+          </w:hyperlink>
+        </w:p>
+        <w:p>
+          <w:pPr>
+            <w:pStyle w:val="TDC2"/>
+            <w:tabs>
+              <w:tab w:val="right" w:leader="dot" w:pos="9628"/>
+            </w:tabs>
+            <w:rPr>
+              <w:rFonts w:asciiTheme="minorHAnsi" w:eastAsiaTheme="minorEastAsia" w:hAnsiTheme="minorHAnsi" w:cstheme="minorBidi"/>
+              <w:smallCaps w:val="0"/>
+              <w:noProof/>
+              <w:kern w:val="2"/>
+              <w:sz w:val="24"/>
+              <w:szCs w:val="24"/>
+              <w:lang w:eastAsia="es-EC"/>
+              <w14:ligatures w14:val="standardContextual"/>
+            </w:rPr>
+          </w:pPr>
+          <w:hyperlink w:anchor="_Toc201939353" w:history="1">
+            <w:r>
+              <w:rPr>
+                <w:rStyle w:val="Hipervnculo"/>
+                <w:rFonts w:ascii="Times New Roman" w:hAnsi="Times New Roman"/>
+                <w:noProof/>
+              </w:rPr>
+              <w:t>Patrón de diseño</w:t>
+            </w:r>
+            <w:r>
+              <w:rPr>
+                <w:noProof/>
+                <w:webHidden/>
+              </w:rPr>
+              <w:tab/>
+            </w:r>
+            <w:r>
+              <w:rPr>
+                <w:noProof/>
+                <w:webHidden/>
+              </w:rPr>
+              <w:fldChar w:fldCharType="begin"/>
+            </w:r>
+            <w:r>
+              <w:rPr>
+                <w:noProof/>
+                <w:webHidden/>
+              </w:rPr>
+              <w:instrText xml:space="preserve"> PAGEREF _Toc201939353 \h </w:instrText>
+            </w:r>
+            <w:r>
+              <w:rPr>
+                <w:noProof/>
+                <w:webHidden/>
+              </w:rPr>
+            </w:r>
+            <w:r>
+              <w:rPr>
+                <w:noProof/>
+                <w:webHidden/>
+              </w:rPr>
+              <w:fldChar w:fldCharType="separate"/>
+            </w:r>
+            <w:r>
+              <w:rPr>
+                <w:noProof/>
+                <w:webHidden/>
+              </w:rPr>
+              <w:t>5</w:t>
+            </w:r>
+            <w:r>
+              <w:rPr>
+                <w:noProof/>
+                <w:webHidden/>
+              </w:rPr>
+              <w:fldChar w:fldCharType="end"/>
+            </w:r>
+          </w:hyperlink>
+        </w:p>
+        <w:p>
+          <w:pPr>
+            <w:pStyle w:val="TDC2"/>
+            <w:tabs>
+              <w:tab w:val="right" w:leader="dot" w:pos="9628"/>
+            </w:tabs>
+            <w:rPr>
+              <w:rFonts w:asciiTheme="minorHAnsi" w:eastAsiaTheme="minorEastAsia" w:hAnsiTheme="minorHAnsi" w:cstheme="minorBidi"/>
+              <w:smallCaps w:val="0"/>
+              <w:noProof/>
+              <w:kern w:val="2"/>
+              <w:sz w:val="24"/>
+              <w:szCs w:val="24"/>
+              <w:lang w:eastAsia="es-EC"/>
+              <w14:ligatures w14:val="standardContextual"/>
+            </w:rPr>
+          </w:pPr>
+          <w:hyperlink w:anchor="_Toc201939354" w:history="1">
             <w:r>
               <w:rPr>
                 <w:rStyle w:val="Hipervnculo"/>
@@ -2010,7 +2116,7 @@
                 <w:noProof/>
                 <w:webHidden/>
               </w:rPr>
-              <w:instrText xml:space="preserve"> PAGEREF _Toc197384619 \h </w:instrText>
+              <w:instrText xml:space="preserve"> PAGEREF _Toc201939354 \h </w:instrText>
             </w:r>
             <w:r>
               <w:rPr>
@@ -2060,7 +2166,7 @@
               <w14:ligatures w14:val="standardContextual"/>
             </w:rPr>
           </w:pPr>
-          <w:hyperlink w:anchor="_Toc197384620" w:history="1">
+          <w:hyperlink w:anchor="_Toc201939355" w:history="1">
             <w:r>
               <w:rPr>
                 <w:rStyle w:val="Hipervnculo"/>
@@ -2088,7 +2194,7 @@
                 <w:noProof/>
                 <w:webHidden/>
               </w:rPr>
-              <w:instrText xml:space="preserve"> PAGEREF _Toc197384620 \h </w:instrText>
+              <w:instrText xml:space="preserve"> PAGEREF _Toc201939355 \h </w:instrText>
             </w:r>
             <w:r>
               <w:rPr>
@@ -2188,7 +2294,7 @@
           <w:szCs w:val="28"/>
         </w:rPr>
       </w:pPr>
-      <w:bookmarkStart w:id="2" w:name="_Toc197384602"/>
+      <w:bookmarkStart w:id="2" w:name="_Toc201939336"/>
       <w:r>
         <w:rPr>
           <w:rFonts w:ascii="Times New Roman" w:hAnsi="Times New Roman" w:cs="Times New Roman"/>
@@ -2213,7 +2319,21 @@
           <w:rFonts w:eastAsia="MS Mincho"/>
           <w:lang w:val="es-419" w:eastAsia="en-US"/>
         </w:rPr>
-        <w:t>Un sitio web que permitirá gestionar el proceso de préstamos que realiza una biblioteca, este estará dividido en 2 roles por que al ser en la web depende mucho de que todos cuenten con internet para poder usarlo, por ende, el enfoque no es una gestión total de la biblioteca solo la facilidad de que un proceso muy usado sea más fácil de llevar a cabo.</w:t>
+        <w:t xml:space="preserve">Un sitio web que permitirá gestionar el proceso de préstamos que realiza una biblioteca, este estará dividido en </w:t>
+      </w:r>
+      <w:r>
+        <w:rPr>
+          <w:rFonts w:eastAsia="MS Mincho"/>
+          <w:lang w:val="es-419" w:eastAsia="en-US"/>
+        </w:rPr>
+        <w:t>3</w:t>
+      </w:r>
+      <w:r>
+        <w:rPr>
+          <w:rFonts w:eastAsia="MS Mincho"/>
+          <w:lang w:val="es-419" w:eastAsia="en-US"/>
+        </w:rPr>
+        <w:t xml:space="preserve"> roles por que al ser en la web depende mucho de que todos cuenten con internet para poder usarlo, por ende, el enfoque no es una gestión total de la biblioteca solo la facilidad de que un proceso muy usado sea más fácil de llevar a cabo.</w:t>
       </w:r>
     </w:p>
     <w:p>
@@ -2268,6 +2388,28 @@
     </w:p>
     <w:p>
       <w:pPr>
+        <w:pStyle w:val="Prrafodelista"/>
+        <w:numPr>
+          <w:ilvl w:val="0"/>
+          <w:numId w:val="141"/>
+        </w:numPr>
+        <w:spacing w:after="160" w:line="278" w:lineRule="auto"/>
+      </w:pPr>
+      <w:r>
+        <w:rPr>
+          <w:b/>
+          <w:bCs/>
+          <w:i/>
+          <w:iCs/>
+        </w:rPr>
+        <w:t>Administrador:</w:t>
+      </w:r>
+      <w:r>
+        <w:t xml:space="preserve"> Ingresar nuevos libros, visualizar todos los libros registrados, registrar nuevos bibliotecarios y listar todos los bibliotecarios.</w:t>
+      </w:r>
+    </w:p>
+    <w:p>
+      <w:pPr>
         <w:pStyle w:val="Ttulo1"/>
         <w:spacing w:line="360" w:lineRule="auto"/>
         <w:rPr>
@@ -2276,7 +2418,7 @@
           <w:szCs w:val="28"/>
         </w:rPr>
       </w:pPr>
-      <w:bookmarkStart w:id="3" w:name="_Toc197384603"/>
+      <w:bookmarkStart w:id="3" w:name="_Toc201939337"/>
       <w:r>
         <w:rPr>
           <w:rFonts w:ascii="Times New Roman" w:hAnsi="Times New Roman" w:cs="Times New Roman"/>
@@ -2322,14 +2464,35 @@
           <w:rFonts w:eastAsia="MS Mincho"/>
           <w:lang w:val="es-419" w:eastAsia="en-US"/>
         </w:rPr>
-        <w:t xml:space="preserve"> el proceso de gestión de préstamos de libros de manera online de biblioteca, de esta manera los usuarios tendrán la facilidad de consultar la disponibilidad de libros y realizar la adecuada solicitud de préstamo de algún libro disponible. Además, los bibliotecarios podrán aprobar, listar la devolución de dichos préstamos. El sistema incluirá funcionalidades clave como el registro de usuarios, inicio de sesión con validación de credenciales, distinción de roles (usuario general y bibliotecario), seguimiento del estado de préstamos, y administración de solicitudes y préstamos existentes. Por último, toda la interacción se realizará desde una interfaz web accesible desde cualquier navegador moderno.</w:t>
+        <w:t xml:space="preserve"> el proceso de gestión de préstamos de libros de manera online de biblioteca, de esta manera los usuarios tendrán la facilidad de consultar la disponibilidad de libros y realizar la adecuada solicitud de préstamo de algún libro disponible. Además, los bibliotecarios podrán aprobar, listar la devolución de dichos préstamos. El sistema incluirá funcionalidades clave como el registro de usuarios, inicio de sesión con validación de credenciales, distinción de roles (usuario </w:t>
+      </w:r>
+      <w:r>
+        <w:rPr>
+          <w:rFonts w:eastAsia="MS Mincho"/>
+          <w:lang w:val="es-419" w:eastAsia="en-US"/>
+        </w:rPr>
+        <w:t>general, bibliotecario</w:t>
+      </w:r>
+      <w:r>
+        <w:rPr>
+          <w:rFonts w:eastAsia="MS Mincho"/>
+          <w:lang w:val="es-419" w:eastAsia="en-US"/>
+        </w:rPr>
+        <w:t xml:space="preserve"> y administrador</w:t>
+      </w:r>
+      <w:r>
+        <w:rPr>
+          <w:rFonts w:eastAsia="MS Mincho"/>
+          <w:lang w:val="es-419" w:eastAsia="en-US"/>
+        </w:rPr>
+        <w:t>), seguimiento del estado de préstamos, y administración de solicitudes y préstamos existentes. Por último, toda la interacción se realizará desde una interfaz web accesible desde cualquier navegador moderno.</w:t>
       </w:r>
     </w:p>
     <w:p>
       <w:pPr>
         <w:pStyle w:val="Ttulo1"/>
       </w:pPr>
-      <w:bookmarkStart w:id="4" w:name="_Toc197384604"/>
+      <w:bookmarkStart w:id="4" w:name="_Toc201939338"/>
       <w:r>
         <w:rPr>
           <w:rFonts w:ascii="Times New Roman" w:hAnsi="Times New Roman" w:cs="Times New Roman"/>
@@ -2363,7 +2526,7 @@
           <w:szCs w:val="26"/>
         </w:rPr>
       </w:pPr>
-      <w:bookmarkStart w:id="5" w:name="_Toc197384605"/>
+      <w:bookmarkStart w:id="5" w:name="_Toc201939339"/>
       <w:r>
         <w:rPr>
           <w:rFonts w:ascii="Times New Roman" w:hAnsi="Times New Roman" w:cs="Times New Roman"/>
@@ -2412,7 +2575,19 @@
         <w:spacing w:after="160" w:line="278" w:lineRule="auto"/>
       </w:pPr>
       <w:r>
-        <w:t>Administración básica de usuario (Distinción de usuario Normal y Bibliotecario)</w:t>
+        <w:t>Administración básica de usuario (Distinción de usuario Normal</w:t>
+      </w:r>
+      <w:r>
+        <w:t xml:space="preserve">, </w:t>
+      </w:r>
+      <w:r>
+        <w:t>Bibliotecario</w:t>
+      </w:r>
+      <w:r>
+        <w:t xml:space="preserve"> y Administrador</w:t>
+      </w:r>
+      <w:r>
+        <w:t>)</w:t>
       </w:r>
     </w:p>
     <w:p>
@@ -2430,7 +2605,7 @@
           <w:szCs w:val="26"/>
         </w:rPr>
       </w:pPr>
-      <w:bookmarkStart w:id="6" w:name="_Toc197384606"/>
+      <w:bookmarkStart w:id="6" w:name="_Toc201939340"/>
       <w:r>
         <w:rPr>
           <w:rFonts w:ascii="Times New Roman" w:hAnsi="Times New Roman" w:cs="Times New Roman"/>
@@ -2484,6 +2659,51 @@
     </w:p>
     <w:p>
       <w:pPr>
+        <w:pStyle w:val="Prrafodelista"/>
+        <w:numPr>
+          <w:ilvl w:val="0"/>
+          <w:numId w:val="144"/>
+        </w:numPr>
+        <w:spacing w:after="160" w:line="278" w:lineRule="auto"/>
+      </w:pPr>
+      <w:r>
+        <w:t xml:space="preserve">Modificación de información básica del libro por parte del administrador. </w:t>
+      </w:r>
+    </w:p>
+    <w:p>
+      <w:pPr>
+        <w:pStyle w:val="Prrafodelista"/>
+        <w:numPr>
+          <w:ilvl w:val="0"/>
+          <w:numId w:val="144"/>
+        </w:numPr>
+        <w:spacing w:after="160" w:line="278" w:lineRule="auto"/>
+      </w:pPr>
+      <w:r>
+        <w:t>Ingreso de nuevos libros por parte del administrador.</w:t>
+      </w:r>
+    </w:p>
+    <w:p>
+      <w:pPr>
+        <w:pStyle w:val="Prrafodelista"/>
+        <w:numPr>
+          <w:ilvl w:val="0"/>
+          <w:numId w:val="144"/>
+        </w:numPr>
+        <w:spacing w:after="160" w:line="278" w:lineRule="auto"/>
+      </w:pPr>
+      <w:r>
+        <w:t>Listado completo de libros por parte del administrador.</w:t>
+      </w:r>
+    </w:p>
+    <w:p>
+      <w:pPr>
+        <w:pStyle w:val="Prrafodelista"/>
+        <w:spacing w:after="160" w:line="278" w:lineRule="auto"/>
+      </w:pPr>
+    </w:p>
+    <w:p>
+      <w:pPr>
         <w:pStyle w:val="Ttulo2"/>
         <w:numPr>
           <w:ilvl w:val="0"/>
@@ -2497,7 +2717,7 @@
           <w:szCs w:val="26"/>
         </w:rPr>
       </w:pPr>
-      <w:bookmarkStart w:id="7" w:name="_Toc197384607"/>
+      <w:bookmarkStart w:id="7" w:name="_Toc201939341"/>
       <w:r>
         <w:rPr>
           <w:rFonts w:ascii="Times New Roman" w:hAnsi="Times New Roman" w:cs="Times New Roman"/>
@@ -2506,6 +2726,7 @@
           <w:sz w:val="26"/>
           <w:szCs w:val="26"/>
         </w:rPr>
+        <w:lastRenderedPageBreak/>
         <w:t>Solicitud de préstamos.</w:t>
       </w:r>
       <w:bookmarkEnd w:id="7"/>
@@ -2538,7 +2759,7 @@
           <w:szCs w:val="26"/>
         </w:rPr>
       </w:pPr>
-      <w:bookmarkStart w:id="8" w:name="_Toc197384608"/>
+      <w:bookmarkStart w:id="8" w:name="_Toc201939342"/>
       <w:r>
         <w:rPr>
           <w:rFonts w:ascii="Times New Roman" w:hAnsi="Times New Roman" w:cs="Times New Roman"/>
@@ -2587,7 +2808,6 @@
         <w:spacing w:after="160" w:line="278" w:lineRule="auto"/>
       </w:pPr>
       <w:r>
-        <w:lastRenderedPageBreak/>
         <w:t>Cerrar préstamos.</w:t>
       </w:r>
     </w:p>
@@ -2606,7 +2826,7 @@
           <w:szCs w:val="26"/>
         </w:rPr>
       </w:pPr>
-      <w:bookmarkStart w:id="9" w:name="_Toc197384609"/>
+      <w:bookmarkStart w:id="9" w:name="_Toc201939343"/>
       <w:r>
         <w:rPr>
           <w:rFonts w:ascii="Times New Roman" w:hAnsi="Times New Roman" w:cs="Times New Roman"/>
@@ -2673,7 +2893,7 @@
           <w:szCs w:val="26"/>
         </w:rPr>
       </w:pPr>
-      <w:bookmarkStart w:id="10" w:name="_Toc197384610"/>
+      <w:bookmarkStart w:id="10" w:name="_Toc201939344"/>
       <w:r>
         <w:rPr>
           <w:rFonts w:ascii="Times New Roman" w:hAnsi="Times New Roman" w:cs="Times New Roman"/>
@@ -2709,7 +2929,26 @@
         <w:spacing w:after="160" w:line="278" w:lineRule="auto"/>
       </w:pPr>
       <w:r>
-        <w:t>Permite ver los estados de los préstamos. (Pendiente, Aprobado, Entregado.)</w:t>
+        <w:t>Permite ver los estados de los préstamos. (Pendiente, Aprobado, Entregado</w:t>
+      </w:r>
+      <w:r>
+        <w:t>,</w:t>
+      </w:r>
+      <w:r>
+        <w:t>)</w:t>
+      </w:r>
+    </w:p>
+    <w:p>
+      <w:pPr>
+        <w:pStyle w:val="Prrafodelista"/>
+        <w:numPr>
+          <w:ilvl w:val="0"/>
+          <w:numId w:val="147"/>
+        </w:numPr>
+        <w:spacing w:after="160" w:line="278" w:lineRule="auto"/>
+      </w:pPr>
+      <w:r>
+        <w:t>Permite cancelar los prestamos</w:t>
       </w:r>
     </w:p>
     <w:p>
@@ -2727,7 +2966,7 @@
           <w:szCs w:val="26"/>
         </w:rPr>
       </w:pPr>
-      <w:bookmarkStart w:id="11" w:name="_Toc197384611"/>
+      <w:bookmarkStart w:id="11" w:name="_Toc201939345"/>
       <w:r>
         <w:rPr>
           <w:rFonts w:ascii="Times New Roman" w:hAnsi="Times New Roman" w:cs="Times New Roman"/>
@@ -2755,6 +2994,76 @@
     </w:p>
     <w:p>
       <w:pPr>
+        <w:pStyle w:val="Prrafodelista"/>
+        <w:numPr>
+          <w:ilvl w:val="0"/>
+          <w:numId w:val="148"/>
+        </w:numPr>
+        <w:spacing w:after="160" w:line="278" w:lineRule="auto"/>
+      </w:pPr>
+      <w:r>
+        <w:t>Marcar la devolución</w:t>
+      </w:r>
+      <w:r>
+        <w:t>.</w:t>
+      </w:r>
+    </w:p>
+    <w:p>
+      <w:pPr>
+        <w:pStyle w:val="Ttulo2"/>
+        <w:numPr>
+          <w:ilvl w:val="0"/>
+          <w:numId w:val="151"/>
+        </w:numPr>
+        <w:rPr>
+          <w:rFonts w:ascii="Times New Roman" w:hAnsi="Times New Roman" w:cs="Times New Roman"/>
+          <w:i w:val="0"/>
+          <w:iCs w:val="0"/>
+          <w:sz w:val="26"/>
+          <w:szCs w:val="26"/>
+        </w:rPr>
+      </w:pPr>
+      <w:bookmarkStart w:id="12" w:name="_Toc201939346"/>
+      <w:r>
+        <w:rPr>
+          <w:rFonts w:ascii="Times New Roman" w:hAnsi="Times New Roman" w:cs="Times New Roman"/>
+          <w:i w:val="0"/>
+          <w:iCs w:val="0"/>
+          <w:sz w:val="26"/>
+          <w:szCs w:val="26"/>
+        </w:rPr>
+        <w:t>Panel de administrador</w:t>
+      </w:r>
+      <w:bookmarkEnd w:id="12"/>
+    </w:p>
+    <w:p>
+      <w:pPr>
+        <w:pStyle w:val="Prrafodelista"/>
+        <w:numPr>
+          <w:ilvl w:val="0"/>
+          <w:numId w:val="148"/>
+        </w:numPr>
+        <w:spacing w:after="160" w:line="278" w:lineRule="auto"/>
+      </w:pPr>
+      <w:r>
+        <w:t>Permite registrar nuevos bibliotecarios.</w:t>
+      </w:r>
+    </w:p>
+    <w:p>
+      <w:pPr>
+        <w:pStyle w:val="Prrafodelista"/>
+        <w:numPr>
+          <w:ilvl w:val="0"/>
+          <w:numId w:val="148"/>
+        </w:numPr>
+        <w:spacing w:after="160" w:line="278" w:lineRule="auto"/>
+      </w:pPr>
+      <w:r>
+        <w:t>Visualizar listado completo de bibliotecarios.</w:t>
+      </w:r>
+    </w:p>
+    <w:p>
+      <w:pPr>
         <w:pStyle w:val="Ttulo1"/>
         <w:rPr>
           <w:rFonts w:ascii="Times New Roman" w:hAnsi="Times New Roman" w:cs="Times New Roman"/>
@@ -2762,7 +3071,7 @@
           <w:szCs w:val="28"/>
         </w:rPr>
       </w:pPr>
-      <w:bookmarkStart w:id="12" w:name="_Toc197384612"/>
+      <w:bookmarkStart w:id="13" w:name="_Toc201939347"/>
       <w:r>
         <w:rPr>
           <w:rFonts w:ascii="Times New Roman" w:hAnsi="Times New Roman" w:cs="Times New Roman"/>
@@ -2771,7 +3080,7 @@
         </w:rPr>
         <w:t>Tecnologías utilizadas</w:t>
       </w:r>
-      <w:bookmarkEnd w:id="12"/>
+      <w:bookmarkEnd w:id="13"/>
     </w:p>
     <w:p>
       <w:pPr>
@@ -2779,12 +3088,8 @@
           <w:tab w:val="left" w:pos="3579"/>
         </w:tabs>
         <w:spacing w:after="160" w:line="278" w:lineRule="auto"/>
-        <w:rPr>
-          <w:b/>
-          <w:bCs/>
-        </w:rPr>
-      </w:pPr>
-      <w:bookmarkStart w:id="13" w:name="_Toc197384613"/>
+      </w:pPr>
+      <w:bookmarkStart w:id="14" w:name="_Toc201939348"/>
       <w:r>
         <w:rPr>
           <w:rStyle w:val="Ttulo2Car"/>
@@ -2796,7 +3101,7 @@
         </w:rPr>
         <w:t>Entorno de desarrollo</w:t>
       </w:r>
-      <w:bookmarkEnd w:id="13"/>
+      <w:bookmarkEnd w:id="14"/>
       <w:r>
         <w:rPr>
           <w:b/>
@@ -2827,7 +3132,7 @@
           <w:bCs/>
         </w:rPr>
       </w:pPr>
-      <w:bookmarkStart w:id="14" w:name="_Toc197384614"/>
+      <w:bookmarkStart w:id="15" w:name="_Toc201939349"/>
       <w:r>
         <w:rPr>
           <w:rStyle w:val="Ttulo2Car"/>
@@ -2839,7 +3144,7 @@
         </w:rPr>
         <w:t>Lenguajes de programación</w:t>
       </w:r>
-      <w:bookmarkEnd w:id="14"/>
+      <w:bookmarkEnd w:id="15"/>
       <w:r>
         <w:rPr>
           <w:b/>
@@ -2858,14 +3163,22 @@
           <w:rFonts w:ascii="Times New Roman" w:hAnsi="Times New Roman" w:cs="Times New Roman"/>
         </w:rPr>
       </w:pPr>
-      <w:bookmarkStart w:id="15" w:name="_Toc197384615"/>
+      <w:bookmarkStart w:id="16" w:name="_Toc201939350"/>
+      <w:proofErr w:type="spellStart"/>
       <w:r>
         <w:rPr>
           <w:rFonts w:ascii="Times New Roman" w:hAnsi="Times New Roman" w:cs="Times New Roman"/>
         </w:rPr>
-        <w:t>Frontend:</w:t>
+        <w:t>Frontend</w:t>
       </w:r>
-      <w:bookmarkEnd w:id="15"/>
+      <w:proofErr w:type="spellEnd"/>
+      <w:r>
+        <w:rPr>
+          <w:rFonts w:ascii="Times New Roman" w:hAnsi="Times New Roman" w:cs="Times New Roman"/>
+        </w:rPr>
+        <w:t>:</w:t>
+      </w:r>
+      <w:bookmarkEnd w:id="16"/>
     </w:p>
     <w:p>
       <w:pPr>
@@ -2896,6 +3209,7 @@
         <w:spacing w:after="160" w:line="278" w:lineRule="auto"/>
       </w:pPr>
       <w:r>
+        <w:lastRenderedPageBreak/>
         <w:t>CSS3: Para definir el diseño y estilo visual de las páginas, asegurando un diseño responsivo y atractivo.</w:t>
       </w:r>
     </w:p>
@@ -2922,14 +3236,14 @@
           <w:rFonts w:ascii="Times New Roman" w:hAnsi="Times New Roman" w:cs="Times New Roman"/>
         </w:rPr>
       </w:pPr>
-      <w:bookmarkStart w:id="16" w:name="_Toc197384616"/>
+      <w:bookmarkStart w:id="17" w:name="_Toc201939351"/>
       <w:r>
         <w:rPr>
           <w:rFonts w:ascii="Times New Roman" w:hAnsi="Times New Roman" w:cs="Times New Roman"/>
         </w:rPr>
         <w:t>Backend:</w:t>
       </w:r>
-      <w:bookmarkEnd w:id="16"/>
+      <w:bookmarkEnd w:id="17"/>
     </w:p>
     <w:p/>
     <w:p>
@@ -2951,7 +3265,7 @@
         </w:tabs>
         <w:spacing w:after="160" w:line="278" w:lineRule="auto"/>
       </w:pPr>
-      <w:bookmarkStart w:id="17" w:name="_Toc197384617"/>
+      <w:bookmarkStart w:id="18" w:name="_Toc201939352"/>
       <w:r>
         <w:rPr>
           <w:rStyle w:val="Ttulo2Car"/>
@@ -2963,7 +3277,7 @@
         </w:rPr>
         <w:t>Base de datos</w:t>
       </w:r>
-      <w:bookmarkEnd w:id="17"/>
+      <w:bookmarkEnd w:id="18"/>
       <w:r>
         <w:rPr>
           <w:rStyle w:val="Ttulo2Car"/>
@@ -2992,7 +3306,7 @@
           <w:szCs w:val="26"/>
         </w:rPr>
       </w:pPr>
-      <w:bookmarkStart w:id="18" w:name="_Toc197384618"/>
+      <w:bookmarkStart w:id="19" w:name="_Toc201939353"/>
       <w:r>
         <w:rPr>
           <w:rStyle w:val="Ttulo2Car"/>
@@ -3002,10 +3316,9 @@
           <w:sz w:val="26"/>
           <w:szCs w:val="26"/>
         </w:rPr>
-        <w:lastRenderedPageBreak/>
         <w:t>Patrón de diseño</w:t>
       </w:r>
-      <w:bookmarkEnd w:id="18"/>
+      <w:bookmarkEnd w:id="19"/>
       <w:r>
         <w:rPr>
           <w:b/>
@@ -3024,7 +3337,7 @@
         </w:tabs>
         <w:spacing w:after="160" w:line="278" w:lineRule="auto"/>
       </w:pPr>
-      <w:bookmarkStart w:id="19" w:name="_Toc197384619"/>
+      <w:bookmarkStart w:id="20" w:name="_Toc201939354"/>
       <w:r>
         <w:rPr>
           <w:rStyle w:val="Ttulo2Car"/>
@@ -3036,7 +3349,7 @@
         </w:rPr>
         <w:t>Control de versiones</w:t>
       </w:r>
-      <w:bookmarkEnd w:id="19"/>
+      <w:bookmarkEnd w:id="20"/>
       <w:r>
         <w:rPr>
           <w:rStyle w:val="Ttulo2Car"/>
@@ -3071,31 +3384,28 @@
           <w:rFonts w:ascii="Times New Roman" w:hAnsi="Times New Roman" w:cs="Times New Roman"/>
           <w:sz w:val="26"/>
           <w:szCs w:val="26"/>
+          <w:u w:val="single"/>
         </w:rPr>
       </w:pPr>
-      <w:bookmarkStart w:id="22" w:name="_Toc197384620"/>
-      <w:r>
-        <w:rPr>
-          <w:rFonts w:ascii="Times New Roman" w:hAnsi="Times New Roman" w:cs="Times New Roman"/>
-          <w:sz w:val="26"/>
-          <w:szCs w:val="26"/>
-        </w:rPr>
-        <w:lastRenderedPageBreak/>
-        <w:t>Diagrama de Componentes:</w:t>
-      </w:r>
-      <w:bookmarkEnd w:id="22"/>
-    </w:p>
-    <w:p/>
-    <w:p>
+      <w:bookmarkStart w:id="23" w:name="_Toc201939355"/>
       <w:r>
         <w:rPr>
           <w:noProof/>
         </w:rPr>
+        <w:lastRenderedPageBreak/>
         <w:drawing>
-          <wp:inline distT="0" distB="0" distL="0" distR="0" wp14:anchorId="25D4BABB" wp14:editId="05255A3D">
-            <wp:extent cx="9922351" cy="3962400"/>
-            <wp:effectExtent l="0" t="0" r="3175" b="0"/>
-            <wp:docPr id="1137994703" name="Imagen 4" descr="Interfaz de usuario gráfica, Diagrama&#10;&#10;El contenido generado por IA puede ser incorrecto."/>
+          <wp:anchor distT="0" distB="0" distL="114300" distR="114300" simplePos="0" relativeHeight="251658240" behindDoc="0" locked="0" layoutInCell="1" allowOverlap="1" wp14:anchorId="189C34EA" wp14:editId="4C25FE0D">
+            <wp:simplePos x="0" y="0"/>
+            <wp:positionH relativeFrom="column">
+              <wp:posOffset>240665</wp:posOffset>
+            </wp:positionH>
+            <wp:positionV relativeFrom="paragraph">
+              <wp:posOffset>486410</wp:posOffset>
+            </wp:positionV>
+            <wp:extent cx="9296400" cy="4885690"/>
+            <wp:effectExtent l="0" t="0" r="0" b="0"/>
+            <wp:wrapSquare wrapText="bothSides"/>
+            <wp:docPr id="665200686" name="Imagen 4"/>
             <wp:cNvGraphicFramePr>
               <a:graphicFrameLocks xmlns:a="http://schemas.openxmlformats.org/drawingml/2006/main" noChangeAspect="1"/>
             </wp:cNvGraphicFramePr>
@@ -3103,7 +3413,7 @@
               <a:graphicData uri="http://schemas.openxmlformats.org/drawingml/2006/picture">
                 <pic:pic xmlns:pic="http://schemas.openxmlformats.org/drawingml/2006/picture">
                   <pic:nvPicPr>
-                    <pic:cNvPr id="1137994703" name="Imagen 4" descr="Interfaz de usuario gráfica, Diagrama&#10;&#10;El contenido generado por IA puede ser incorrecto."/>
+                    <pic:cNvPr id="0" name="Picture 2"/>
                     <pic:cNvPicPr>
                       <a:picLocks noChangeAspect="1" noChangeArrowheads="1"/>
                     </pic:cNvPicPr>
@@ -3124,22 +3434,41 @@
                   <pic:spPr bwMode="auto">
                     <a:xfrm>
                       <a:off x="0" y="0"/>
-                      <a:ext cx="9923800" cy="3962979"/>
+                      <a:ext cx="9296400" cy="4885690"/>
                     </a:xfrm>
                     <a:prstGeom prst="rect">
                       <a:avLst/>
                     </a:prstGeom>
                     <a:noFill/>
-                    <a:ln>
-                      <a:noFill/>
-                    </a:ln>
                   </pic:spPr>
                 </pic:pic>
               </a:graphicData>
             </a:graphic>
-          </wp:inline>
+            <wp14:sizeRelH relativeFrom="page">
+              <wp14:pctWidth>0</wp14:pctWidth>
+            </wp14:sizeRelH>
+            <wp14:sizeRelV relativeFrom="page">
+              <wp14:pctHeight>0</wp14:pctHeight>
+            </wp14:sizeRelV>
+          </wp:anchor>
         </w:drawing>
       </w:r>
+      <w:r>
+        <w:rPr>
+          <w:rFonts w:ascii="Times New Roman" w:hAnsi="Times New Roman" w:cs="Times New Roman"/>
+          <w:sz w:val="26"/>
+          <w:szCs w:val="26"/>
+        </w:rPr>
+        <w:t>Diagrama de Componentes:</w:t>
+      </w:r>
+      <w:bookmarkEnd w:id="23"/>
+    </w:p>
+    <w:p>
+      <w:pPr>
+        <w:rPr>
+          <w:u w:val="single"/>
+        </w:rPr>
+      </w:pPr>
     </w:p>
     <w:sectPr>
       <w:pgSz w:w="16838" w:h="11906" w:orient="landscape"/>
@@ -3605,8 +3934,8 @@
       </w:rPr>
       <w:t xml:space="preserve"> </w:t>
     </w:r>
-    <w:bookmarkStart w:id="20" w:name="_Hlk197379019"/>
-    <w:bookmarkStart w:id="21" w:name="_Hlk197378193"/>
+    <w:bookmarkStart w:id="21" w:name="_Hlk197379019"/>
+    <w:bookmarkStart w:id="22" w:name="_Hlk197378193"/>
     <w:r>
       <w:rPr>
         <w:rFonts w:ascii="Calibri" w:hAnsi="Calibri"/>
@@ -3623,9 +3952,9 @@
       </w:rPr>
       <w:t>istema de gestión de préstamos online de biblioteca</w:t>
     </w:r>
-    <w:bookmarkEnd w:id="20"/>
+    <w:bookmarkEnd w:id="21"/>
   </w:p>
-  <w:bookmarkEnd w:id="21"/>
+  <w:bookmarkEnd w:id="22"/>
   <w:p>
     <w:pPr>
       <w:pStyle w:val="Encabezado"/>
@@ -17522,7 +17851,7 @@
   <w:abstractNum w:abstractNumId="121" w15:restartNumberingAfterBreak="0">
     <w:nsid w:val="5CA2087E"/>
     <w:multiLevelType w:val="hybridMultilevel"/>
-    <w:tmpl w:val="0BE4A66C"/>
+    <w:tmpl w:val="8DDC9E52"/>
     <w:lvl w:ilvl="0" w:tplc="300A0001">
       <w:start w:val="1"/>
       <w:numFmt w:val="bullet"/>
@@ -21685,8 +22014,8 @@
   <w:abstractNum w:abstractNumId="157" w15:restartNumberingAfterBreak="0">
     <w:nsid w:val="7E0E3E01"/>
     <w:multiLevelType w:val="hybridMultilevel"/>
-    <w:tmpl w:val="FA52E1EE"/>
-    <w:lvl w:ilvl="0" w:tplc="300A000F">
+    <w:tmpl w:val="6F269188"/>
+    <w:lvl w:ilvl="0" w:tplc="8402CB14">
       <w:start w:val="1"/>
       <w:numFmt w:val="decimal"/>
       <w:lvlText w:val="%1."/>
@@ -21694,6 +22023,10 @@
       <w:pPr>
         <w:ind w:left="720" w:hanging="360"/>
       </w:pPr>
+      <w:rPr>
+        <w:b/>
+        <w:bCs/>
+      </w:rPr>
     </w:lvl>
     <w:lvl w:ilvl="1" w:tplc="300A0019" w:tentative="1">
       <w:start w:val="1"/>
